--- a/docpac_08091025/Websockets.docx
+++ b/docpac_08091025/Websockets.docx
@@ -1,6 +1,6 @@
 
 <file path=word/document.xml><?xml version="1.0" encoding="utf-8"?>
-<w:document xmlns:wpc="http://schemas.microsoft.com/office/word/2010/wordprocessingCanvas" xmlns:cx="http://schemas.microsoft.com/office/drawing/2014/chartex" xmlns:cx1="http://schemas.microsoft.com/office/drawing/2015/9/8/chartex" xmlns:cx2="http://schemas.microsoft.com/office/drawing/2015/10/21/chartex" xmlns:cx3="http://schemas.microsoft.com/office/drawing/2016/5/9/chartex" xmlns:cx4="http://schemas.microsoft.com/office/drawing/2016/5/10/chartex" xmlns:cx5="http://schemas.microsoft.com/office/drawing/2016/5/11/chartex" xmlns:cx6="http://schemas.microsoft.com/office/drawing/2016/5/12/chartex" xmlns:cx7="http://schemas.microsoft.com/office/drawing/2016/5/13/chartex" xmlns:cx8="http://schemas.microsoft.com/office/drawing/2016/5/14/chartex" xmlns:mc="http://schemas.openxmlformats.org/markup-compatibility/2006" xmlns:aink="http://schemas.microsoft.com/office/drawing/2016/ink" xmlns:am3d="http://schemas.microsoft.com/office/drawing/2017/model3d" xmlns:o="urn:schemas-microsoft-com:office:office" xmlns:r="http://schemas.openxmlformats.org/officeDocument/2006/relationships" xmlns:m="http://schemas.openxmlformats.org/officeDocument/2006/math" xmlns:v="urn:schemas-microsoft-com:vml" xmlns:wp14="http://schemas.microsoft.com/office/word/2010/wordprocessingDrawing" xmlns:wp="http://schemas.openxmlformats.org/drawingml/2006/wordprocessingDrawing" xmlns:w10="urn:schemas-microsoft-com:office:word" xmlns:w="http://schemas.openxmlformats.org/wordprocessingml/2006/main" xmlns:w14="http://schemas.microsoft.com/office/word/2010/wordml" xmlns:w15="http://schemas.microsoft.com/office/word/2012/wordml" xmlns:w16cid="http://schemas.microsoft.com/office/word/2016/wordml/cid" xmlns:w16se="http://schemas.microsoft.com/office/word/2015/wordml/symex" xmlns:wpg="http://schemas.microsoft.com/office/word/2010/wordprocessingGroup" xmlns:wpi="http://schemas.microsoft.com/office/word/2010/wordprocessingInk" xmlns:wne="http://schemas.microsoft.com/office/word/2006/wordml" xmlns:wps="http://schemas.microsoft.com/office/word/2010/wordprocessingShape" mc:Ignorable="w14 w15 w16se w16cid wp14">
+<w:document xmlns:wpc="http://schemas.microsoft.com/office/word/2010/wordprocessingCanvas" xmlns:cx="http://schemas.microsoft.com/office/drawing/2014/chartex" xmlns:cx1="http://schemas.microsoft.com/office/drawing/2015/9/8/chartex" xmlns:cx2="http://schemas.microsoft.com/office/drawing/2015/10/21/chartex" xmlns:cx3="http://schemas.microsoft.com/office/drawing/2016/5/9/chartex" xmlns:cx4="http://schemas.microsoft.com/office/drawing/2016/5/10/chartex" xmlns:cx5="http://schemas.microsoft.com/office/drawing/2016/5/11/chartex" xmlns:cx6="http://schemas.microsoft.com/office/drawing/2016/5/12/chartex" xmlns:cx7="http://schemas.microsoft.com/office/drawing/2016/5/13/chartex" xmlns:cx8="http://schemas.microsoft.com/office/drawing/2016/5/14/chartex" xmlns:mc="http://schemas.openxmlformats.org/markup-compatibility/2006" xmlns:aink="http://schemas.microsoft.com/office/drawing/2016/ink" xmlns:am3d="http://schemas.microsoft.com/office/drawing/2017/model3d" xmlns:o="urn:schemas-microsoft-com:office:office" xmlns:oel="http://schemas.microsoft.com/office/2019/extlst" xmlns:r="http://schemas.openxmlformats.org/officeDocument/2006/relationships" xmlns:m="http://schemas.openxmlformats.org/officeDocument/2006/math" xmlns:v="urn:schemas-microsoft-com:vml" xmlns:wp14="http://schemas.microsoft.com/office/word/2010/wordprocessingDrawing" xmlns:wp="http://schemas.openxmlformats.org/drawingml/2006/wordprocessingDrawing" xmlns:w10="urn:schemas-microsoft-com:office:word" xmlns:w="http://schemas.openxmlformats.org/wordprocessingml/2006/main" xmlns:w14="http://schemas.microsoft.com/office/word/2010/wordml" xmlns:w15="http://schemas.microsoft.com/office/word/2012/wordml" xmlns:w16cex="http://schemas.microsoft.com/office/word/2018/wordml/cex" xmlns:w16cid="http://schemas.microsoft.com/office/word/2016/wordml/cid" xmlns:w16="http://schemas.microsoft.com/office/word/2018/wordml" xmlns:w16du="http://schemas.microsoft.com/office/word/2023/wordml/word16du" xmlns:w16sdtdh="http://schemas.microsoft.com/office/word/2020/wordml/sdtdatahash" xmlns:w16sdtfl="http://schemas.microsoft.com/office/word/2024/wordml/sdtformatlock" xmlns:w16se="http://schemas.microsoft.com/office/word/2015/wordml/symex" xmlns:wpg="http://schemas.microsoft.com/office/word/2010/wordprocessingGroup" xmlns:wpi="http://schemas.microsoft.com/office/word/2010/wordprocessingInk" xmlns:wne="http://schemas.microsoft.com/office/word/2006/wordml" xmlns:wps="http://schemas.microsoft.com/office/word/2010/wordprocessingShape" mc:Ignorable="w14 w15 w16se w16cid w16 w16cex w16sdtdh w16sdtfl w16du wp14">
   <w:body>
     <w:p>
       <w:pPr>
@@ -14,8 +14,8 @@
     </w:p>
     <w:p>
       <w:r>
-        <w:pict>
-          <v:rect id="_x0000_i1061" style="width:0;height:1.5pt" o:hralign="center" o:hrstd="t" o:hr="t" fillcolor="#a0a0a0" stroked="f"/>
+        <w:pict w14:anchorId="11E106A6">
+          <v:rect id="_x0000_i1025" style="width:0;height:1.5pt" o:hralign="center" o:hrstd="t" o:hr="t" fillcolor="#a0a0a0" stroked="f"/>
         </w:pict>
       </w:r>
     </w:p>
@@ -297,8 +297,8 @@
     </w:p>
     <w:p>
       <w:r>
-        <w:pict>
-          <v:rect id="_x0000_i1062" style="width:0;height:1.5pt" o:hralign="center" o:hrstd="t" o:hr="t" fillcolor="#a0a0a0" stroked="f"/>
+        <w:pict w14:anchorId="4A550EFF">
+          <v:rect id="_x0000_i1026" style="width:0;height:1.5pt" o:hralign="center" o:hrstd="t" o:hr="t" fillcolor="#a0a0a0" stroked="f"/>
         </w:pict>
       </w:r>
     </w:p>
@@ -977,6 +977,7 @@
         <w:t xml:space="preserve"> and </w:t>
       </w:r>
       <w:proofErr w:type="spellStart"/>
+      <w:proofErr w:type="gramStart"/>
       <w:r>
         <w:rPr>
           <w:rStyle w:val="HTMLCode"/>
@@ -985,6 +986,7 @@
         <w:t>socket.emit</w:t>
       </w:r>
       <w:proofErr w:type="spellEnd"/>
+      <w:proofErr w:type="gramEnd"/>
       <w:r>
         <w:rPr>
           <w:rStyle w:val="HTMLCode"/>
@@ -1602,8 +1604,8 @@
         <w:t>a friendly, simplified way to work with a complex system.</w:t>
       </w:r>
       <w:r>
-        <w:pict>
-          <v:rect id="_x0000_i1064" style="width:0;height:1.5pt" o:hralign="center" o:hrstd="t" o:hr="t" fillcolor="#a0a0a0" stroked="f"/>
+        <w:pict w14:anchorId="65F7C054">
+          <v:rect id="_x0000_i1027" style="width:0;height:1.5pt" o:hralign="center" o:hrstd="t" o:hr="t" fillcolor="#a0a0a0" stroked="f"/>
         </w:pict>
       </w:r>
     </w:p>
@@ -2054,19 +2056,7 @@
         <w:rPr>
           <w:rFonts w:ascii="Arial" w:hAnsi="Arial"/>
         </w:rPr>
-        <w:t xml:space="preserve">Create </w:t>
-      </w:r>
-      <w:r>
-        <w:rPr>
-          <w:rFonts w:ascii="Arial" w:hAnsi="Arial"/>
-        </w:rPr>
-        <w:t>three</w:t>
-      </w:r>
-      <w:r>
-        <w:rPr>
-          <w:rFonts w:ascii="Arial" w:hAnsi="Arial"/>
-        </w:rPr>
-        <w:t xml:space="preserve"> routes:</w:t>
+        <w:t>Create three routes:</w:t>
       </w:r>
     </w:p>
     <w:p>
@@ -2130,13 +2120,7 @@
         <w:rPr>
           <w:rFonts w:ascii="Arial" w:hAnsi="Arial"/>
         </w:rPr>
-        <w:t xml:space="preserve"> → for </w:t>
-      </w:r>
-      <w:r>
-        <w:rPr>
-          <w:rFonts w:ascii="Arial" w:hAnsi="Arial"/>
-        </w:rPr>
-        <w:t xml:space="preserve">handling </w:t>
+        <w:t xml:space="preserve"> → for handling </w:t>
       </w:r>
       <w:proofErr w:type="spellStart"/>
       <w:r>
@@ -2454,17 +2438,8 @@
           <w:rStyle w:val="Strong"/>
           <w:rFonts w:ascii="Arial" w:hAnsi="Arial"/>
         </w:rPr>
-        <w:t xml:space="preserve">A username </w:t>
-      </w:r>
-      <w:proofErr w:type="gramStart"/>
-      <w:r>
-        <w:rPr>
-          <w:rStyle w:val="Strong"/>
-          <w:rFonts w:ascii="Arial" w:hAnsi="Arial"/>
-        </w:rPr>
-        <w:t>display</w:t>
-      </w:r>
-      <w:proofErr w:type="gramEnd"/>
+        <w:t>A username display</w:t>
+      </w:r>
     </w:p>
     <w:p>
       <w:pPr>
@@ -2633,8 +2608,8 @@
     </w:p>
     <w:p>
       <w:r>
-        <w:pict>
-          <v:rect id="_x0000_i1066" style="width:0;height:1.5pt" o:hralign="center" o:hrstd="t" o:hr="t" fillcolor="#a0a0a0" stroked="f"/>
+        <w:pict w14:anchorId="71E08371">
+          <v:rect id="_x0000_i1028" style="width:0;height:1.5pt" o:hralign="center" o:hrstd="t" o:hr="t" fillcolor="#a0a0a0" stroked="f"/>
         </w:pict>
       </w:r>
     </w:p>
@@ -3280,8 +3255,8 @@
     </w:p>
     <w:p>
       <w:r>
-        <w:pict>
-          <v:rect id="_x0000_i1067" style="width:0;height:1.5pt" o:hralign="center" o:hrstd="t" o:hr="t" fillcolor="#a0a0a0" stroked="f"/>
+        <w:pict w14:anchorId="7D0E99D9">
+          <v:rect id="_x0000_i1029" style="width:0;height:1.5pt" o:hralign="center" o:hrstd="t" o:hr="t" fillcolor="#a0a0a0" stroked="f"/>
         </w:pict>
       </w:r>
     </w:p>
@@ -3566,8 +3541,8 @@
     </w:p>
     <w:p>
       <w:r>
-        <w:pict>
-          <v:rect id="_x0000_i1068" style="width:0;height:1.5pt" o:hralign="center" o:hrstd="t" o:hr="t" fillcolor="#a0a0a0" stroked="f"/>
+        <w:pict w14:anchorId="78B1802D">
+          <v:rect id="_x0000_i1030" style="width:0;height:1.5pt" o:hralign="center" o:hrstd="t" o:hr="t" fillcolor="#a0a0a0" stroked="f"/>
         </w:pict>
       </w:r>
     </w:p>
@@ -3679,8 +3654,8 @@
     </w:p>
     <w:p>
       <w:r>
-        <w:pict>
-          <v:rect id="_x0000_i1069" style="width:0;height:1.5pt" o:hralign="center" o:hrstd="t" o:hr="t" fillcolor="#a0a0a0" stroked="f"/>
+        <w:pict w14:anchorId="1F611AA0">
+          <v:rect id="_x0000_i1031" style="width:0;height:1.5pt" o:hralign="center" o:hrstd="t" o:hr="t" fillcolor="#a0a0a0" stroked="f"/>
         </w:pict>
       </w:r>
     </w:p>
@@ -3958,8 +3933,6 @@
         </w:rPr>
         <w:t xml:space="preserve"> are and how Socket.IO makes them easier to use.</w:t>
       </w:r>
-      <w:bookmarkStart w:id="0" w:name="_GoBack"/>
-      <w:bookmarkEnd w:id="0"/>
     </w:p>
     <w:sectPr>
       <w:pgSz w:w="12240" w:h="15840"/>
@@ -3972,7 +3945,7 @@
 </file>
 
 <file path=word/numbering.xml><?xml version="1.0" encoding="utf-8"?>
-<w:numbering xmlns:wpc="http://schemas.microsoft.com/office/word/2010/wordprocessingCanvas" xmlns:cx="http://schemas.microsoft.com/office/drawing/2014/chartex" xmlns:cx1="http://schemas.microsoft.com/office/drawing/2015/9/8/chartex" xmlns:cx2="http://schemas.microsoft.com/office/drawing/2015/10/21/chartex" xmlns:cx3="http://schemas.microsoft.com/office/drawing/2016/5/9/chartex" xmlns:cx4="http://schemas.microsoft.com/office/drawing/2016/5/10/chartex" xmlns:cx5="http://schemas.microsoft.com/office/drawing/2016/5/11/chartex" xmlns:cx6="http://schemas.microsoft.com/office/drawing/2016/5/12/chartex" xmlns:cx7="http://schemas.microsoft.com/office/drawing/2016/5/13/chartex" xmlns:cx8="http://schemas.microsoft.com/office/drawing/2016/5/14/chartex" xmlns:mc="http://schemas.openxmlformats.org/markup-compatibility/2006" xmlns:aink="http://schemas.microsoft.com/office/drawing/2016/ink" xmlns:am3d="http://schemas.microsoft.com/office/drawing/2017/model3d" xmlns:o="urn:schemas-microsoft-com:office:office" xmlns:r="http://schemas.openxmlformats.org/officeDocument/2006/relationships" xmlns:m="http://schemas.openxmlformats.org/officeDocument/2006/math" xmlns:v="urn:schemas-microsoft-com:vml" xmlns:wp14="http://schemas.microsoft.com/office/word/2010/wordprocessingDrawing" xmlns:wp="http://schemas.openxmlformats.org/drawingml/2006/wordprocessingDrawing" xmlns:w10="urn:schemas-microsoft-com:office:word" xmlns:w="http://schemas.openxmlformats.org/wordprocessingml/2006/main" xmlns:w14="http://schemas.microsoft.com/office/word/2010/wordml" xmlns:w15="http://schemas.microsoft.com/office/word/2012/wordml" xmlns:w16cid="http://schemas.microsoft.com/office/word/2016/wordml/cid" xmlns:w16se="http://schemas.microsoft.com/office/word/2015/wordml/symex" xmlns:wpg="http://schemas.microsoft.com/office/word/2010/wordprocessingGroup" xmlns:wpi="http://schemas.microsoft.com/office/word/2010/wordprocessingInk" xmlns:wne="http://schemas.microsoft.com/office/word/2006/wordml" xmlns:wps="http://schemas.microsoft.com/office/word/2010/wordprocessingShape" mc:Ignorable="w14 w15 w16se w16cid wp14">
+<w:numbering xmlns:wpc="http://schemas.microsoft.com/office/word/2010/wordprocessingCanvas" xmlns:cx="http://schemas.microsoft.com/office/drawing/2014/chartex" xmlns:cx1="http://schemas.microsoft.com/office/drawing/2015/9/8/chartex" xmlns:cx2="http://schemas.microsoft.com/office/drawing/2015/10/21/chartex" xmlns:cx3="http://schemas.microsoft.com/office/drawing/2016/5/9/chartex" xmlns:cx4="http://schemas.microsoft.com/office/drawing/2016/5/10/chartex" xmlns:cx5="http://schemas.microsoft.com/office/drawing/2016/5/11/chartex" xmlns:cx6="http://schemas.microsoft.com/office/drawing/2016/5/12/chartex" xmlns:cx7="http://schemas.microsoft.com/office/drawing/2016/5/13/chartex" xmlns:cx8="http://schemas.microsoft.com/office/drawing/2016/5/14/chartex" xmlns:mc="http://schemas.openxmlformats.org/markup-compatibility/2006" xmlns:aink="http://schemas.microsoft.com/office/drawing/2016/ink" xmlns:am3d="http://schemas.microsoft.com/office/drawing/2017/model3d" xmlns:o="urn:schemas-microsoft-com:office:office" xmlns:oel="http://schemas.microsoft.com/office/2019/extlst" xmlns:r="http://schemas.openxmlformats.org/officeDocument/2006/relationships" xmlns:m="http://schemas.openxmlformats.org/officeDocument/2006/math" xmlns:v="urn:schemas-microsoft-com:vml" xmlns:wp14="http://schemas.microsoft.com/office/word/2010/wordprocessingDrawing" xmlns:wp="http://schemas.openxmlformats.org/drawingml/2006/wordprocessingDrawing" xmlns:w10="urn:schemas-microsoft-com:office:word" xmlns:w="http://schemas.openxmlformats.org/wordprocessingml/2006/main" xmlns:w14="http://schemas.microsoft.com/office/word/2010/wordml" xmlns:w15="http://schemas.microsoft.com/office/word/2012/wordml" xmlns:w16cex="http://schemas.microsoft.com/office/word/2018/wordml/cex" xmlns:w16cid="http://schemas.microsoft.com/office/word/2016/wordml/cid" xmlns:w16="http://schemas.microsoft.com/office/word/2018/wordml" xmlns:w16du="http://schemas.microsoft.com/office/word/2023/wordml/word16du" xmlns:w16sdtdh="http://schemas.microsoft.com/office/word/2020/wordml/sdtdatahash" xmlns:w16sdtfl="http://schemas.microsoft.com/office/word/2024/wordml/sdtformatlock" xmlns:w16se="http://schemas.microsoft.com/office/word/2015/wordml/symex" xmlns:wpg="http://schemas.microsoft.com/office/word/2010/wordprocessingGroup" xmlns:wpi="http://schemas.microsoft.com/office/word/2010/wordprocessingInk" xmlns:wne="http://schemas.microsoft.com/office/word/2006/wordml" xmlns:wps="http://schemas.microsoft.com/office/word/2010/wordprocessingShape" mc:Ignorable="w14 w15 w16se w16cid w16 w16cex w16sdtdh w16sdtfl w16du wp14">
   <w:abstractNum w:abstractNumId="0" w15:restartNumberingAfterBreak="0">
     <w:nsid w:val="01F077A1"/>
     <w:multiLevelType w:val="multilevel"/>
@@ -6823,77 +6796,77 @@
       </w:pPr>
     </w:lvl>
   </w:abstractNum>
-  <w:num w:numId="1">
+  <w:num w:numId="1" w16cid:durableId="1640920602">
     <w:abstractNumId w:val="9"/>
   </w:num>
-  <w:num w:numId="2">
+  <w:num w:numId="2" w16cid:durableId="1460610619">
     <w:abstractNumId w:val="6"/>
   </w:num>
-  <w:num w:numId="3">
+  <w:num w:numId="3" w16cid:durableId="1494101856">
     <w:abstractNumId w:val="7"/>
   </w:num>
-  <w:num w:numId="4">
+  <w:num w:numId="4" w16cid:durableId="1186939162">
     <w:abstractNumId w:val="8"/>
   </w:num>
-  <w:num w:numId="5">
+  <w:num w:numId="5" w16cid:durableId="756052475">
     <w:abstractNumId w:val="2"/>
   </w:num>
-  <w:num w:numId="6">
+  <w:num w:numId="6" w16cid:durableId="1764255247">
     <w:abstractNumId w:val="10"/>
   </w:num>
-  <w:num w:numId="7">
+  <w:num w:numId="7" w16cid:durableId="1709256617">
     <w:abstractNumId w:val="16"/>
   </w:num>
-  <w:num w:numId="8">
+  <w:num w:numId="8" w16cid:durableId="1975794735">
     <w:abstractNumId w:val="17"/>
   </w:num>
-  <w:num w:numId="9">
+  <w:num w:numId="9" w16cid:durableId="1183931828">
     <w:abstractNumId w:val="14"/>
   </w:num>
-  <w:num w:numId="10">
+  <w:num w:numId="10" w16cid:durableId="522090695">
     <w:abstractNumId w:val="4"/>
   </w:num>
-  <w:num w:numId="11">
+  <w:num w:numId="11" w16cid:durableId="925113305">
     <w:abstractNumId w:val="1"/>
   </w:num>
-  <w:num w:numId="12">
+  <w:num w:numId="12" w16cid:durableId="337926793">
     <w:abstractNumId w:val="15"/>
   </w:num>
-  <w:num w:numId="13">
+  <w:num w:numId="13" w16cid:durableId="910042465">
     <w:abstractNumId w:val="0"/>
   </w:num>
-  <w:num w:numId="14">
+  <w:num w:numId="14" w16cid:durableId="458308344">
     <w:abstractNumId w:val="3"/>
   </w:num>
-  <w:num w:numId="15">
+  <w:num w:numId="15" w16cid:durableId="1251542856">
     <w:abstractNumId w:val="19"/>
   </w:num>
-  <w:num w:numId="16">
+  <w:num w:numId="16" w16cid:durableId="1273129313">
     <w:abstractNumId w:val="18"/>
   </w:num>
-  <w:num w:numId="17">
+  <w:num w:numId="17" w16cid:durableId="570163528">
     <w:abstractNumId w:val="21"/>
   </w:num>
-  <w:num w:numId="18">
+  <w:num w:numId="18" w16cid:durableId="974718731">
     <w:abstractNumId w:val="12"/>
   </w:num>
-  <w:num w:numId="19">
+  <w:num w:numId="19" w16cid:durableId="584068908">
     <w:abstractNumId w:val="5"/>
   </w:num>
-  <w:num w:numId="20">
+  <w:num w:numId="20" w16cid:durableId="349727185">
     <w:abstractNumId w:val="11"/>
   </w:num>
-  <w:num w:numId="21">
+  <w:num w:numId="21" w16cid:durableId="1779444515">
     <w:abstractNumId w:val="20"/>
   </w:num>
-  <w:num w:numId="22">
+  <w:num w:numId="22" w16cid:durableId="913973460">
     <w:abstractNumId w:val="13"/>
   </w:num>
 </w:numbering>
 </file>
 
 <file path=word/styles.xml><?xml version="1.0" encoding="utf-8"?>
-<w:styles xmlns:mc="http://schemas.openxmlformats.org/markup-compatibility/2006" xmlns:r="http://schemas.openxmlformats.org/officeDocument/2006/relationships" xmlns:w="http://schemas.openxmlformats.org/wordprocessingml/2006/main" xmlns:w14="http://schemas.microsoft.com/office/word/2010/wordml" xmlns:w15="http://schemas.microsoft.com/office/word/2012/wordml" xmlns:w16cid="http://schemas.microsoft.com/office/word/2016/wordml/cid" xmlns:w16se="http://schemas.microsoft.com/office/word/2015/wordml/symex" mc:Ignorable="w14 w15 w16se w16cid">
+<w:styles xmlns:mc="http://schemas.openxmlformats.org/markup-compatibility/2006" xmlns:r="http://schemas.openxmlformats.org/officeDocument/2006/relationships" xmlns:w="http://schemas.openxmlformats.org/wordprocessingml/2006/main" xmlns:w14="http://schemas.microsoft.com/office/word/2010/wordml" xmlns:w15="http://schemas.microsoft.com/office/word/2012/wordml" xmlns:w16cex="http://schemas.microsoft.com/office/word/2018/wordml/cex" xmlns:w16cid="http://schemas.microsoft.com/office/word/2016/wordml/cid" xmlns:w16="http://schemas.microsoft.com/office/word/2018/wordml" xmlns:w16du="http://schemas.microsoft.com/office/word/2023/wordml/word16du" xmlns:w16sdtdh="http://schemas.microsoft.com/office/word/2020/wordml/sdtdatahash" xmlns:w16sdtfl="http://schemas.microsoft.com/office/word/2024/wordml/sdtformatlock" xmlns:w16se="http://schemas.microsoft.com/office/word/2015/wordml/symex" mc:Ignorable="w14 w15 w16se w16cid w16 w16cex w16sdtdh w16sdtfl w16du">
   <w:docDefaults>
     <w:rPrDefault>
       <w:rPr>
@@ -6909,7 +6882,7 @@
       </w:pPr>
     </w:pPrDefault>
   </w:docDefaults>
-  <w:latentStyles w:defLockedState="0" w:defUIPriority="99" w:defSemiHidden="0" w:defUnhideWhenUsed="0" w:defQFormat="0" w:count="375">
+  <w:latentStyles w:defLockedState="0" w:defUIPriority="99" w:defSemiHidden="0" w:defUnhideWhenUsed="0" w:defQFormat="0" w:count="376">
     <w:lsdException w:name="Normal" w:uiPriority="0" w:qFormat="1"/>
     <w:lsdException w:name="heading 1" w:uiPriority="9" w:qFormat="1"/>
     <w:lsdException w:name="heading 2" w:semiHidden="1" w:uiPriority="9" w:unhideWhenUsed="1" w:qFormat="1"/>
@@ -7285,6 +7258,7 @@
     <w:lsdException w:name="Smart Hyperlink" w:semiHidden="1" w:unhideWhenUsed="1"/>
     <w:lsdException w:name="Hashtag" w:semiHidden="1" w:unhideWhenUsed="1"/>
     <w:lsdException w:name="Unresolved Mention" w:semiHidden="1" w:unhideWhenUsed="1"/>
+    <w:lsdException w:name="Smart Link" w:semiHidden="1" w:unhideWhenUsed="1"/>
   </w:latentStyles>
   <w:style w:type="paragraph" w:default="1" w:styleId="Normal">
     <w:name w:val="Normal"/>
@@ -7352,6 +7326,7 @@
   <w:style w:type="character" w:default="1" w:styleId="DefaultParagraphFont">
     <w:name w:val="Default Paragraph Font"/>
     <w:uiPriority w:val="1"/>
+    <w:semiHidden/>
     <w:unhideWhenUsed/>
   </w:style>
   <w:style w:type="table" w:default="1" w:styleId="TableNormal">
